--- a/pr-preview/pr-393/categorical-tests-handout.docx
+++ b/pr-preview/pr-393/categorical-tests-handout.docx
@@ -15,7 +15,7 @@
         <w:pStyle w:val="Date"/>
       </w:pPr>
       <w:r>
-        <w:t xml:space="preserve">Last modified: 2026-10-19 11:47:34 (PDT)</w:t>
+        <w:t xml:space="preserve">Last modified: 2026-10-19 14:17:09 (PDT)</w:t>
       </w:r>
     </w:p>
     <w:p>
@@ -386,7 +386,7 @@
       </w:r>
     </w:p>
     <w:bookmarkEnd w:id="11"/>
-    <w:bookmarkStart w:id="61" w:name="sec-two-group-categorical"/>
+    <w:bookmarkStart w:id="62" w:name="sec-two-group-categorical"/>
     <w:p>
       <w:pPr>
         <w:pStyle w:val="Heading2"/>
@@ -5006,7 +5006,7 @@
       </w:r>
     </w:p>
     <w:bookmarkEnd w:id="29"/>
-    <w:bookmarkStart w:id="60" w:name="sec-2x2-measures"/>
+    <w:bookmarkStart w:id="61" w:name="sec-2x2-measures"/>
     <w:p>
       <w:pPr>
         <w:pStyle w:val="Heading3"/>
@@ -5116,7 +5116,7 @@
           <w:b/>
           <w:bCs/>
         </w:rPr>
-        <w:t xml:space="preserve">Definition 4 (Risk of a binary outcome)</w:t>
+        <w:t xml:space="preserve">Definition 4 (Risk of a binary outcome (also called the incidence proportion or cumulative incidence))</w:t>
       </w:r>
       <w:r>
         <w:t xml:space="preserve"> </w:t>
@@ -5179,6 +5179,47 @@
       </w:r>
       <w:r>
         <w:t xml:space="preserve">that a member of the group has the outcome.</w:t>
+      </w:r>
+      <w:r>
+        <w:t xml:space="preserve"> </w:t>
+      </w:r>
+      <w:r>
+        <w:t xml:space="preserve">When the outcome is an event, the risk is for a specified time period.</w:t>
+      </w:r>
+      <w:r>
+        <w:t xml:space="preserve"> </w:t>
+      </w:r>
+      <w:r>
+        <w:t xml:space="preserve">The risk is also called the</w:t>
+      </w:r>
+      <w:r>
+        <w:t xml:space="preserve"> </w:t>
+      </w:r>
+      <w:r>
+        <w:rPr>
+          <w:b/>
+          <w:bCs/>
+        </w:rPr>
+        <w:t xml:space="preserve">incidence proportion</w:t>
+      </w:r>
+      <w:r>
+        <w:t xml:space="preserve"> </w:t>
+      </w:r>
+      <w:r>
+        <w:t xml:space="preserve">or</w:t>
+      </w:r>
+      <w:r>
+        <w:t xml:space="preserve"> </w:t>
+      </w:r>
+      <w:r>
+        <w:rPr>
+          <w:b/>
+          <w:bCs/>
+        </w:rPr>
+        <w:t xml:space="preserve">cumulative incidence</w:t>
+      </w:r>
+      <w:r>
+        <w:t xml:space="preserve">.</w:t>
       </w:r>
     </w:p>
     <w:p>
@@ -7099,7 +7140,7 @@
           <w:b/>
           <w:bCs/>
         </w:rPr>
-        <w:t xml:space="preserve">Definition 7 (Risk ratio (also called the relative risk))</w:t>
+        <w:t xml:space="preserve">Definition 7 (Risk ratio (also called the relative risk, relative risk ratio or probability ratio))</w:t>
       </w:r>
       <w:r>
         <w:t xml:space="preserve"> </w:t>
@@ -7252,6 +7293,35 @@
           <w:bCs/>
         </w:rPr>
         <w:t xml:space="preserve">relative risk</w:t>
+      </w:r>
+      <w:r>
+        <w:t xml:space="preserve">,</w:t>
+      </w:r>
+      <w:r>
+        <w:t xml:space="preserve"> </w:t>
+      </w:r>
+      <w:r>
+        <w:rPr>
+          <w:b/>
+          <w:bCs/>
+        </w:rPr>
+        <w:t xml:space="preserve">relative risk ratio</w:t>
+      </w:r>
+      <w:r>
+        <w:t xml:space="preserve"> </w:t>
+      </w:r>
+      <w:r>
+        <w:t xml:space="preserve">or</w:t>
+      </w:r>
+      <w:r>
+        <w:t xml:space="preserve"> </w:t>
+      </w:r>
+      <w:r>
+        <w:rPr>
+          <w:b/>
+          <w:bCs/>
+        </w:rPr>
+        <w:t xml:space="preserve">probability ratio</w:t>
       </w:r>
       <w:r>
         <w:t xml:space="preserve">, of group 1 compared with group 2 is</w:t>
@@ -7665,7 +7735,53 @@
       </w:r>
     </w:p>
     <w:bookmarkEnd w:id="46"/>
-    <w:bookmarkStart w:id="47" w:name="exr-risk-ratio-switch-ref"/>
+    <w:bookmarkStart w:id="47" w:name="rem-risk-ratio-rate-ratio"/>
+    <w:p>
+      <w:pPr>
+        <w:pStyle w:val="BodyText"/>
+      </w:pPr>
+      <w:r>
+        <w:rPr>
+          <w:i/>
+          <w:iCs/>
+        </w:rPr>
+        <w:t xml:space="preserve">Remark 4</w:t>
+      </w:r>
+      <w:r>
+        <w:t xml:space="preserve"> (The risk ratio is not the rate ratio). </w:t>
+      </w:r>
+      <w:r>
+        <w:t xml:space="preserve">Some texts call the</w:t>
+      </w:r>
+      <w:r>
+        <w:t xml:space="preserve"> </w:t>
+      </w:r>
+      <w:hyperlink w:anchor="def-risk-ratio">
+        <w:r>
+          <w:rPr>
+            <w:rStyle w:val="Hyperlink"/>
+          </w:rPr>
+          <w:t xml:space="preserve">risk ratio</w:t>
+        </w:r>
+      </w:hyperlink>
+      <w:r>
+        <w:t xml:space="preserve"> </w:t>
+      </w:r>
+      <w:r>
+        <w:t xml:space="preserve">the rate ratio.</w:t>
+      </w:r>
+      <w:r>
+        <w:t xml:space="preserve"> </w:t>
+      </w:r>
+      <w:r>
+        <w:t xml:space="preserve"> </w:t>
+      </w:r>
+      <w:r>
+        <w:t xml:space="preserve">The rate ratio is a different quantity: the quotient of two event rates, as in count regression.</w:t>
+      </w:r>
+    </w:p>
+    <w:bookmarkEnd w:id="47"/>
+    <w:bookmarkStart w:id="48" w:name="exr-risk-ratio-switch-ref"/>
     <w:p>
       <w:pPr>
         <w:pStyle w:val="BodyText"/>
@@ -7987,8 +8103,8 @@
         <w:t xml:space="preserve">.</w:t>
       </w:r>
     </w:p>
-    <w:bookmarkEnd w:id="47"/>
-    <w:bookmarkStart w:id="48" w:name="sol-risk-ratio-switch-ref"/>
+    <w:bookmarkEnd w:id="48"/>
+    <w:bookmarkStart w:id="49" w:name="sol-risk-ratio-switch-ref"/>
     <w:p>
       <w:pPr>
         <w:pStyle w:val="BodyText"/>
@@ -8192,8 +8308,8 @@
         </m:oMath>
       </m:oMathPara>
     </w:p>
-    <w:bookmarkEnd w:id="48"/>
-    <w:bookmarkStart w:id="49" w:name="thm-risk-ratio-switch-ref"/>
+    <w:bookmarkEnd w:id="49"/>
+    <w:bookmarkStart w:id="50" w:name="thm-risk-ratio-switch-ref"/>
     <w:p>
       <w:pPr>
         <w:pStyle w:val="FirstParagraph"/>
@@ -8576,7 +8692,7 @@
         </m:oMath>
       </m:oMathPara>
     </w:p>
-    <w:bookmarkEnd w:id="49"/>
+    <w:bookmarkEnd w:id="50"/>
     <w:p>
       <w:pPr>
         <w:pStyle w:val="FirstParagraph"/>
@@ -8609,7 +8725,7 @@
         <w:t xml:space="preserve">.</w:t>
       </w:r>
     </w:p>
-    <w:bookmarkStart w:id="50" w:name="exm-hers-risk-ratio-switch-ref"/>
+    <w:bookmarkStart w:id="51" w:name="exm-hers-risk-ratio-switch-ref"/>
     <w:p>
       <w:pPr>
         <w:pStyle w:val="BodyText"/>
@@ -8798,8 +8914,8 @@
         <w:t xml:space="preserve">states.</w:t>
       </w:r>
     </w:p>
-    <w:bookmarkEnd w:id="50"/>
-    <w:bookmarkStart w:id="52" w:name="def-odds-ratio"/>
+    <w:bookmarkEnd w:id="51"/>
+    <w:bookmarkStart w:id="53" w:name="def-odds-ratio"/>
     <w:p>
       <w:pPr>
         <w:pStyle w:val="BodyText"/>
@@ -8849,7 +8965,7 @@
       <w:r>
         <w:t xml:space="preserve"> </w:t>
       </w:r>
-      <w:hyperlink r:id="rId51">
+      <w:hyperlink r:id="rId52">
         <w:r>
           <w:rPr>
             <w:rStyle w:val="Hyperlink"/>
@@ -9217,8 +9333,8 @@
         <w:t xml:space="preserve">.</w:t>
       </w:r>
     </w:p>
-    <w:bookmarkEnd w:id="52"/>
-    <w:bookmarkStart w:id="53" w:name="exm-hers-odds-ratio"/>
+    <w:bookmarkEnd w:id="53"/>
+    <w:bookmarkStart w:id="54" w:name="exm-hers-odds-ratio"/>
     <w:p>
       <w:pPr>
         <w:pStyle w:val="BodyText"/>
@@ -9259,7 +9375,7 @@
       <w:r>
         <w:t xml:space="preserve"> </w:t>
       </w:r>
-      <w:hyperlink r:id="rId51">
+      <w:hyperlink r:id="rId52">
         <w:r>
           <w:rPr>
             <w:rStyle w:val="Hyperlink"/>
@@ -9589,8 +9705,8 @@
         <w:t xml:space="preserve">.</w:t>
       </w:r>
     </w:p>
-    <w:bookmarkEnd w:id="53"/>
-    <w:bookmarkStart w:id="54" w:name="exr-odds-from-joint-probs"/>
+    <w:bookmarkEnd w:id="54"/>
+    <w:bookmarkStart w:id="55" w:name="exr-odds-from-joint-probs"/>
     <w:p>
       <w:pPr>
         <w:pStyle w:val="BodyText"/>
@@ -9827,7 +9943,7 @@
       <w:r>
         <w:t xml:space="preserve"> </w:t>
       </w:r>
-      <w:hyperlink r:id="rId51">
+      <w:hyperlink r:id="rId52">
         <w:r>
           <w:rPr>
             <w:rStyle w:val="Hyperlink"/>
@@ -10011,8 +10127,8 @@
         <w:t xml:space="preserve">.</w:t>
       </w:r>
     </w:p>
-    <w:bookmarkEnd w:id="54"/>
-    <w:bookmarkStart w:id="55" w:name="sol-odds-from-joint-probs"/>
+    <w:bookmarkEnd w:id="55"/>
+    <w:bookmarkStart w:id="56" w:name="sol-odds-from-joint-probs"/>
     <w:p>
       <w:pPr>
         <w:pStyle w:val="BodyText"/>
@@ -10733,8 +10849,8 @@
         </m:oMath>
       </m:oMathPara>
     </w:p>
-    <w:bookmarkEnd w:id="55"/>
-    <w:bookmarkStart w:id="56" w:name="thm-odds-ratio-cross-product"/>
+    <w:bookmarkEnd w:id="56"/>
+    <w:bookmarkStart w:id="57" w:name="thm-odds-ratio-cross-product"/>
     <w:p>
       <w:pPr>
         <w:pStyle w:val="FirstParagraph"/>
@@ -11351,7 +11467,7 @@
         </m:oMath>
       </m:oMathPara>
     </w:p>
-    <w:bookmarkEnd w:id="56"/>
+    <w:bookmarkEnd w:id="57"/>
     <w:p>
       <w:pPr>
         <w:pStyle w:val="FirstParagraph"/>
@@ -11386,7 +11502,7 @@
       <w:r>
         <w:t xml:space="preserve"> </w:t>
       </w:r>
-      <w:hyperlink r:id="rId51">
+      <w:hyperlink r:id="rId52">
         <w:r>
           <w:rPr>
             <w:rStyle w:val="Hyperlink"/>
@@ -11764,7 +11880,7 @@
         <w:t xml:space="preserve">Dividing by a fraction is multiplying by its reciprocal, which gives the stated product of the four joint probabilities.</w:t>
       </w:r>
     </w:p>
-    <w:bookmarkStart w:id="57" w:name="exm-hers-odds-ratio-cross-product"/>
+    <w:bookmarkStart w:id="58" w:name="exm-hers-odds-ratio-cross-product"/>
     <w:p>
       <w:pPr>
         <w:pStyle w:val="BodyText"/>
@@ -12192,8 +12308,8 @@
         <w:t xml:space="preserve">states.</w:t>
       </w:r>
     </w:p>
-    <w:bookmarkEnd w:id="57"/>
-    <w:bookmarkStart w:id="58" w:name="thm-odds-ratio-reversible"/>
+    <w:bookmarkEnd w:id="58"/>
+    <w:bookmarkStart w:id="59" w:name="thm-odds-ratio-reversible"/>
     <w:p>
       <w:pPr>
         <w:pStyle w:val="BodyText"/>
@@ -12692,7 +12808,7 @@
         </m:oMath>
       </m:oMathPara>
     </w:p>
-    <w:bookmarkEnd w:id="58"/>
+    <w:bookmarkEnd w:id="59"/>
     <w:p>
       <w:pPr>
         <w:pStyle w:val="FirstParagraph"/>
@@ -13255,7 +13371,7 @@
         <w:t xml:space="preserve">.</w:t>
       </w:r>
     </w:p>
-    <w:bookmarkStart w:id="59" w:name="exm-hers-odds-ratio-reversible"/>
+    <w:bookmarkStart w:id="60" w:name="exm-hers-odds-ratio-reversible"/>
     <w:p>
       <w:pPr>
         <w:pStyle w:val="BodyText"/>
@@ -13307,7 +13423,7 @@
       <w:r>
         <w:t xml:space="preserve"> </w:t>
       </w:r>
-      <w:hyperlink r:id="rId51">
+      <w:hyperlink r:id="rId52">
         <w:r>
           <w:rPr>
             <w:rStyle w:val="Hyperlink"/>
@@ -13669,7 +13785,7 @@
         <w:t xml:space="preserve">states.</w:t>
       </w:r>
     </w:p>
-    <w:bookmarkEnd w:id="59"/>
+    <w:bookmarkEnd w:id="60"/>
     <w:p>
       <w:pPr>
         <w:pStyle w:val="BodyText"/>
@@ -13684,9 +13800,9 @@
         <w:t xml:space="preserve">covers odds ratios.</w:t>
       </w:r>
     </w:p>
-    <w:bookmarkEnd w:id="60"/>
     <w:bookmarkEnd w:id="61"/>
-    <w:bookmarkStart w:id="79" w:name="references"/>
+    <w:bookmarkEnd w:id="62"/>
+    <w:bookmarkStart w:id="80" w:name="references"/>
     <w:p>
       <w:pPr>
         <w:pStyle w:val="Heading2"/>
@@ -13695,8 +13811,8 @@
         <w:t xml:space="preserve">References</w:t>
       </w:r>
     </w:p>
-    <w:bookmarkStart w:id="78" w:name="refs"/>
-    <w:bookmarkStart w:id="63" w:name="ref-vittinghoff2e"/>
+    <w:bookmarkStart w:id="79" w:name="refs"/>
+    <w:bookmarkStart w:id="64" w:name="ref-vittinghoff2e"/>
     <w:p>
       <w:pPr>
         <w:pStyle w:val="Bibliography"/>
@@ -13729,7 +13845,7 @@
       <w:r>
         <w:t xml:space="preserve"> </w:t>
       </w:r>
-      <w:hyperlink r:id="rId62">
+      <w:hyperlink r:id="rId63">
         <w:r>
           <w:rPr>
             <w:rStyle w:val="Hyperlink"/>
@@ -13741,8 +13857,8 @@
         <w:t xml:space="preserve">.</w:t>
       </w:r>
     </w:p>
-    <w:bookmarkEnd w:id="63"/>
-    <w:bookmarkStart w:id="64" w:name="ref-hoggtanis2015"/>
+    <w:bookmarkEnd w:id="64"/>
+    <w:bookmarkStart w:id="65" w:name="ref-hoggtanis2015"/>
     <w:p>
       <w:pPr>
         <w:pStyle w:val="Bibliography"/>
@@ -13773,8 +13889,8 @@
         <w:t xml:space="preserve">, Tenth edition. Boston: Pearson, 2019.</w:t>
       </w:r>
     </w:p>
-    <w:bookmarkEnd w:id="64"/>
-    <w:bookmarkStart w:id="66" w:name="ref-wikipedia_contingency_table"/>
+    <w:bookmarkEnd w:id="65"/>
+    <w:bookmarkStart w:id="67" w:name="ref-wikipedia_contingency_table"/>
     <w:p>
       <w:pPr>
         <w:pStyle w:val="Bibliography"/>
@@ -13821,7 +13937,7 @@
       <w:r>
         <w:t xml:space="preserve"> </w:t>
       </w:r>
-      <w:hyperlink r:id="rId65">
+      <w:hyperlink r:id="rId66">
         <w:r>
           <w:rPr>
             <w:rStyle w:val="Hyperlink"/>
@@ -13830,8 +13946,8 @@
         </w:r>
       </w:hyperlink>
     </w:p>
-    <w:bookmarkEnd w:id="66"/>
-    <w:bookmarkStart w:id="68" w:name="ref-wikipedia_pearsons_chi_squared_test"/>
+    <w:bookmarkEnd w:id="67"/>
+    <w:bookmarkStart w:id="69" w:name="ref-wikipedia_pearsons_chi_squared_test"/>
     <w:p>
       <w:pPr>
         <w:pStyle w:val="Bibliography"/>
@@ -13878,7 +13994,7 @@
       <w:r>
         <w:t xml:space="preserve"> </w:t>
       </w:r>
-      <w:hyperlink r:id="rId67">
+      <w:hyperlink r:id="rId68">
         <w:r>
           <w:rPr>
             <w:rStyle w:val="Hyperlink"/>
@@ -13887,8 +14003,8 @@
         </w:r>
       </w:hyperlink>
     </w:p>
-    <w:bookmarkEnd w:id="68"/>
-    <w:bookmarkStart w:id="69" w:name="ref-rice2007mathematical"/>
+    <w:bookmarkEnd w:id="69"/>
+    <w:bookmarkStart w:id="70" w:name="ref-rice2007mathematical"/>
     <w:p>
       <w:pPr>
         <w:pStyle w:val="Bibliography"/>
@@ -13919,8 +14035,8 @@
         <w:t xml:space="preserve">, 3rd ed. Belmont, CA: Cengage Learning, 2007.</w:t>
       </w:r>
     </w:p>
-    <w:bookmarkEnd w:id="69"/>
-    <w:bookmarkStart w:id="71" w:name="ref-wikipedia_fishers_exact_test"/>
+    <w:bookmarkEnd w:id="70"/>
+    <w:bookmarkStart w:id="72" w:name="ref-wikipedia_fishers_exact_test"/>
     <w:p>
       <w:pPr>
         <w:pStyle w:val="Bibliography"/>
@@ -13967,7 +14083,7 @@
       <w:r>
         <w:t xml:space="preserve"> </w:t>
       </w:r>
-      <w:hyperlink r:id="rId70">
+      <w:hyperlink r:id="rId71">
         <w:r>
           <w:rPr>
             <w:rStyle w:val="Hyperlink"/>
@@ -13976,8 +14092,8 @@
         </w:r>
       </w:hyperlink>
     </w:p>
-    <w:bookmarkEnd w:id="71"/>
-    <w:bookmarkStart w:id="73" w:name="ref-wikipedia_relative_risk"/>
+    <w:bookmarkEnd w:id="72"/>
+    <w:bookmarkStart w:id="74" w:name="ref-wikipedia_relative_risk"/>
     <w:p>
       <w:pPr>
         <w:pStyle w:val="Bibliography"/>
@@ -14024,7 +14140,7 @@
       <w:r>
         <w:t xml:space="preserve"> </w:t>
       </w:r>
-      <w:hyperlink r:id="rId72">
+      <w:hyperlink r:id="rId73">
         <w:r>
           <w:rPr>
             <w:rStyle w:val="Hyperlink"/>
@@ -14033,8 +14149,8 @@
         </w:r>
       </w:hyperlink>
     </w:p>
-    <w:bookmarkEnd w:id="73"/>
-    <w:bookmarkStart w:id="75" w:name="ref-wikipedia_absolute_risk_reduction"/>
+    <w:bookmarkEnd w:id="74"/>
+    <w:bookmarkStart w:id="76" w:name="ref-wikipedia_absolute_risk_reduction"/>
     <w:p>
       <w:pPr>
         <w:pStyle w:val="Bibliography"/>
@@ -14081,7 +14197,7 @@
       <w:r>
         <w:t xml:space="preserve"> </w:t>
       </w:r>
-      <w:hyperlink r:id="rId74">
+      <w:hyperlink r:id="rId75">
         <w:r>
           <w:rPr>
             <w:rStyle w:val="Hyperlink"/>
@@ -14090,8 +14206,8 @@
         </w:r>
       </w:hyperlink>
     </w:p>
-    <w:bookmarkEnd w:id="75"/>
-    <w:bookmarkStart w:id="77" w:name="ref-wikipedia_odds_ratio"/>
+    <w:bookmarkEnd w:id="76"/>
+    <w:bookmarkStart w:id="78" w:name="ref-wikipedia_odds_ratio"/>
     <w:p>
       <w:pPr>
         <w:pStyle w:val="Bibliography"/>
@@ -14138,7 +14254,7 @@
       <w:r>
         <w:t xml:space="preserve"> </w:t>
       </w:r>
-      <w:hyperlink r:id="rId76">
+      <w:hyperlink r:id="rId77">
         <w:r>
           <w:rPr>
             <w:rStyle w:val="Hyperlink"/>
@@ -14147,9 +14263,9 @@
         </w:r>
       </w:hyperlink>
     </w:p>
-    <w:bookmarkEnd w:id="77"/>
     <w:bookmarkEnd w:id="78"/>
     <w:bookmarkEnd w:id="79"/>
+    <w:bookmarkEnd w:id="80"/>
     <w:sectPr>
       <w:footnotePr>
         <w:numRestart w:val="eachSect"/>

--- a/pr-preview/pr-393/categorical-tests-handout.docx
+++ b/pr-preview/pr-393/categorical-tests-handout.docx
@@ -15,7 +15,7 @@
         <w:pStyle w:val="Date"/>
       </w:pPr>
       <w:r>
-        <w:t xml:space="preserve">Last modified: 2026-10-19 14:17:09 (PDT)</w:t>
+        <w:t xml:space="preserve">Last modified: 2026-10-19 14:36:39 (PDT)</w:t>
       </w:r>
     </w:p>
     <w:p>
